--- a/rapports/2026-06-06/EQ11/EQ11_enq3_v2/DR_083202020017/96-10-08-35.docx
+++ b/rapports/2026-06-06/EQ11/EQ11_enq3_v2/DR_083202020017/96-10-08-35.docx
@@ -297,7 +297,7 @@
           <w:color w:val="1F6FEB"/>
           <w:sz w:val="22"/>
         </w:rPr>
-        <w:t>⚠ INCOHÉRENCES À CORRIGER (90)</w:t>
+        <w:t>⚠ INCOHÉRENCES À CORRIGER (85)</w:t>
       </w:r>
     </w:p>
     <w:tbl>
@@ -454,7 +454,7 @@
                 <w:color w:val="16A34A"/>
                 <w:sz w:val="16"/>
               </w:rPr>
-              <w:t>s01q39</w:t>
+              <w:t>s01q25, s01q30, s04q23, s01q00b, s01q30_decode, s04q23_decode</w:t>
             </w:r>
           </w:p>
         </w:tc>
@@ -485,7 +485,7 @@
                 <w:i w:val="0"/>
                 <w:sz w:val="17"/>
               </w:rPr>
-              <w:t>Incoherence! THIOLY SOW dispose d'un téléphone portable à s01q39, donc la raison évoquée ne peut pas être (ne dispose pas d'appareil).</w:t>
+              <w:t>Incoherence! DJIBY SOW a declaré que la catégorie socioprofessionnelle de son père est  alors que le père lui-même declare comme catégorie socioprofessionnelle Travailleur pour compte propre au niveau de la section 4b.</w:t>
             </w:r>
           </w:p>
         </w:tc>
@@ -544,7 +544,7 @@
                 <w:color w:val="16A34A"/>
                 <w:sz w:val="16"/>
               </w:rPr>
-              <w:t>s01q39</w:t>
+              <w:t>s01q32, s01q37, s04q23, s01q00b, s01q37_decode, s04q23_decode</w:t>
             </w:r>
           </w:p>
         </w:tc>
@@ -575,7 +575,7 @@
                 <w:i w:val="0"/>
                 <w:sz w:val="17"/>
               </w:rPr>
-              <w:t>Incoherence! THIOUNE SOW dispose d'un téléphone portable à s01q39, donc la raison évoquée ne peut pas être (ne dispose pas d'appareil).</w:t>
+              <w:t>Incoherence! DJIBY SOW a declaré que la catégorie socioprofessionnelle de sa mère est  alors que la mère elle-même declare comme catégorie socioprofessionnelle Travailleur pour compte propre au niveau de la section 4b.</w:t>
             </w:r>
           </w:p>
         </w:tc>
@@ -634,7 +634,7 @@
                 <w:color w:val="16A34A"/>
                 <w:sz w:val="16"/>
               </w:rPr>
-              <w:t>s01q25, s01q30, s04q23, s01q00b, s01q30_decode, s04q23_decode</w:t>
+              <w:t>s01q39</w:t>
             </w:r>
           </w:p>
         </w:tc>
@@ -665,7 +665,7 @@
                 <w:i w:val="0"/>
                 <w:sz w:val="17"/>
               </w:rPr>
-              <w:t>Incoherence! DJIBY SOW a declaré que la catégorie socioprofessionnelle de son père est  alors que le père lui-même declare comme catégorie socioprofessionnelle Travailleur pour compte propre au niveau de la section 4b.</w:t>
+              <w:t>Incoherence! HAWA SOW dispose d'un téléphone portable à s01q39, donc la raison évoquée ne peut pas être (ne dispose pas d'appareil).</w:t>
             </w:r>
           </w:p>
         </w:tc>
@@ -724,7 +724,7 @@
                 <w:color w:val="16A34A"/>
                 <w:sz w:val="16"/>
               </w:rPr>
-              <w:t>s01q32, s01q37, s04q23, s01q00b, s01q37_decode, s04q23_decode</w:t>
+              <w:t>s01q25, s01q30, s04q23, s01q00b, s01q30_decode, s04q23_decode</w:t>
             </w:r>
           </w:p>
         </w:tc>
@@ -755,7 +755,7 @@
                 <w:i w:val="0"/>
                 <w:sz w:val="17"/>
               </w:rPr>
-              <w:t>Incoherence! DJIBY SOW a declaré que la catégorie socioprofessionnelle de sa mère est  alors que la mère elle-même declare comme catégorie socioprofessionnelle Travailleur pour compte propre au niveau de la section 4b.</w:t>
+              <w:t>Incoherence! HAWA SOW a declaré que la catégorie socioprofessionnelle de son père est  alors que le père lui-même declare comme catégorie socioprofessionnelle Travailleur pour compte propre au niveau de la section 4b.</w:t>
             </w:r>
           </w:p>
         </w:tc>
@@ -814,7 +814,7 @@
                 <w:color w:val="16A34A"/>
                 <w:sz w:val="16"/>
               </w:rPr>
-              <w:t>s01q39</w:t>
+              <w:t>s01q32, s01q37, s04q23, s01q00b, s01q37_decode, s04q23_decode</w:t>
             </w:r>
           </w:p>
         </w:tc>
@@ -845,7 +845,7 @@
                 <w:i w:val="0"/>
                 <w:sz w:val="17"/>
               </w:rPr>
-              <w:t>Incoherence! HAWA SOW dispose d'un téléphone portable à s01q39, donc la raison évoquée ne peut pas être (ne dispose pas d'appareil).</w:t>
+              <w:t>Incoherence! HAWA SOW a declaré que la catégorie socioprofessionnelle de sa mère est  alors que la mère elle-même declare comme catégorie socioprofessionnelle Travailleur pour compte propre au niveau de la section 4b.</w:t>
             </w:r>
           </w:p>
         </w:tc>
@@ -904,7 +904,7 @@
                 <w:color w:val="16A34A"/>
                 <w:sz w:val="16"/>
               </w:rPr>
-              <w:t>s01q25, s01q30, s04q23, s01q00b, s01q30_decode, s04q23_decode</w:t>
+              <w:t>s01q39</w:t>
             </w:r>
           </w:p>
         </w:tc>
@@ -935,7 +935,7 @@
                 <w:i w:val="0"/>
                 <w:sz w:val="17"/>
               </w:rPr>
-              <w:t>Incoherence! HAWA SOW a declaré que la catégorie socioprofessionnelle de son père est  alors que le père lui-même declare comme catégorie socioprofessionnelle Travailleur pour compte propre au niveau de la section 4b.</w:t>
+              <w:t>Incoherence! MALICK SOW dispose d'un téléphone portable à s01q39, donc la raison évoquée ne peut pas être (ne dispose pas d'appareil).</w:t>
             </w:r>
           </w:p>
         </w:tc>
@@ -994,7 +994,7 @@
                 <w:color w:val="16A34A"/>
                 <w:sz w:val="16"/>
               </w:rPr>
-              <w:t>s01q32, s01q37, s04q23, s01q00b, s01q37_decode, s04q23_decode</w:t>
+              <w:t>s01q25, s01q30, s04q23, s01q00b, s01q30_decode, s04q23_decode</w:t>
             </w:r>
           </w:p>
         </w:tc>
@@ -1025,7 +1025,7 @@
                 <w:i w:val="0"/>
                 <w:sz w:val="17"/>
               </w:rPr>
-              <w:t>Incoherence! HAWA SOW a declaré que la catégorie socioprofessionnelle de sa mère est  alors que la mère elle-même declare comme catégorie socioprofessionnelle Travailleur pour compte propre au niveau de la section 4b.</w:t>
+              <w:t>Incoherence! MALICK SOW a declaré que la catégorie socioprofessionnelle de son père est  alors que le père lui-même declare comme catégorie socioprofessionnelle Travailleur pour compte propre au niveau de la section 4b.</w:t>
             </w:r>
           </w:p>
         </w:tc>
@@ -1084,7 +1084,7 @@
                 <w:color w:val="16A34A"/>
                 <w:sz w:val="16"/>
               </w:rPr>
-              <w:t>s01q39</w:t>
+              <w:t>s01q32, s01q37, s04q23, s01q00b, s01q37_decode, s04q23_decode</w:t>
             </w:r>
           </w:p>
         </w:tc>
@@ -1115,7 +1115,7 @@
                 <w:i w:val="0"/>
                 <w:sz w:val="17"/>
               </w:rPr>
-              <w:t>Incoherence! MALICK SOW dispose d'un téléphone portable à s01q39, donc la raison évoquée ne peut pas être (ne dispose pas d'appareil).</w:t>
+              <w:t>Incoherence! MALICK SOW a declaré que la catégorie socioprofessionnelle de sa mère est  alors que la mère elle-même declare comme catégorie socioprofessionnelle Travailleur pour compte propre au niveau de la section 4b.</w:t>
             </w:r>
           </w:p>
         </w:tc>
@@ -1205,7 +1205,7 @@
                 <w:i w:val="0"/>
                 <w:sz w:val="17"/>
               </w:rPr>
-              <w:t>Incoherence! MALICK SOW a declaré que la catégorie socioprofessionnelle de son père est  alors que le père lui-même declare comme catégorie socioprofessionnelle Travailleur pour compte propre au niveau de la section 4b.</w:t>
+              <w:t>Incoherence! MBATHIO SOW a declaré que la catégorie socioprofessionnelle de son père est  alors que le père lui-même declare comme catégorie socioprofessionnelle Travailleur pour compte propre au niveau de la section 4b.</w:t>
             </w:r>
           </w:p>
         </w:tc>
@@ -1295,7 +1295,7 @@
                 <w:i w:val="0"/>
                 <w:sz w:val="17"/>
               </w:rPr>
-              <w:t>Incoherence! MALICK SOW a declaré que la catégorie socioprofessionnelle de sa mère est  alors que la mère elle-même declare comme catégorie socioprofessionnelle Travailleur pour compte propre au niveau de la section 4b.</w:t>
+              <w:t>Incoherence! MBATHIO SOW a declaré que la catégorie socioprofessionnelle de sa mère est  alors que la mère elle-même declare comme catégorie socioprofessionnelle Travailleur pour compte propre au niveau de la section 4b.</w:t>
             </w:r>
           </w:p>
         </w:tc>
@@ -1354,7 +1354,7 @@
                 <w:color w:val="16A34A"/>
                 <w:sz w:val="16"/>
               </w:rPr>
-              <w:t>s01q25, s01q30, s04q23, s01q00b, s01q30_decode, s04q23_decode</w:t>
+              <w:t>s01q39</w:t>
             </w:r>
           </w:p>
         </w:tc>
@@ -1385,7 +1385,7 @@
                 <w:i w:val="0"/>
                 <w:sz w:val="17"/>
               </w:rPr>
-              <w:t>Incoherence! MBATHIO SOW a declaré que la catégorie socioprofessionnelle de son père est  alors que le père lui-même declare comme catégorie socioprofessionnelle Travailleur pour compte propre au niveau de la section 4b.</w:t>
+              <w:t>Incoherence! PENDA SOW dispose d'un téléphone portable à s01q39, donc la raison évoquée ne peut pas être (ne dispose pas d'appareil).</w:t>
             </w:r>
           </w:p>
         </w:tc>
@@ -1444,7 +1444,7 @@
                 <w:color w:val="16A34A"/>
                 <w:sz w:val="16"/>
               </w:rPr>
-              <w:t>s01q32, s01q37, s04q23, s01q00b, s01q37_decode, s04q23_decode</w:t>
+              <w:t>s01q39</w:t>
             </w:r>
           </w:p>
         </w:tc>
@@ -1475,7 +1475,7 @@
                 <w:i w:val="0"/>
                 <w:sz w:val="17"/>
               </w:rPr>
-              <w:t>Incoherence! MBATHIO SOW a declaré que la catégorie socioprofessionnelle de sa mère est  alors que la mère elle-même declare comme catégorie socioprofessionnelle Travailleur pour compte propre au niveau de la section 4b.</w:t>
+              <w:t>Incoherence! THIOLY SOW dispose d'un téléphone portable à s01q39, donc la raison évoquée ne peut pas être (ne dispose pas d'appareil).</w:t>
             </w:r>
           </w:p>
         </w:tc>
@@ -1565,7 +1565,7 @@
                 <w:i w:val="0"/>
                 <w:sz w:val="17"/>
               </w:rPr>
-              <w:t>Incoherence! PENDA SOW dispose d'un téléphone portable à s01q39, donc la raison évoquée ne peut pas être (ne dispose pas d'appareil).</w:t>
+              <w:t>Incoherence! THIOUNE SOW dispose d'un téléphone portable à s01q39, donc la raison évoquée ne peut pas être (ne dispose pas d'appareil).</w:t>
             </w:r>
           </w:p>
         </w:tc>
@@ -2375,7 +2375,7 @@
                 <w:i w:val="0"/>
                 <w:sz w:val="17"/>
               </w:rPr>
-              <w:t>Attention ! Le montant (6400 Fcfa) dépensé ou reçu en cadeau pour les cartes prépayées, les transferts de crédit et les abonnements de  THIOUNE SOW est relativement élevé par rapport aux autres montants depansés observés dans cette zone.</w:t>
+              <w:t>Prière de verifier l'information donnée par DJIBY SOW ou corriger au niveau de la section 1.</w:t>
             </w:r>
           </w:p>
         </w:tc>
@@ -2465,7 +2465,7 @@
                 <w:i w:val="0"/>
                 <w:sz w:val="17"/>
               </w:rPr>
-              <w:t>Prière de corriger ou de confirmer avec le QG.</w:t>
+              <w:t>Prière de verifier l'information donnée par HAWA SOW ou corriger au niveau de la section 1.</w:t>
             </w:r>
           </w:p>
         </w:tc>
@@ -2524,7 +2524,7 @@
                 <w:color w:val="16A34A"/>
                 <w:sz w:val="16"/>
               </w:rPr>
-              <w:t>s00q27, s01q03a, s01q03b, s01q03c, s01q00b</w:t>
+              <w:t>—</w:t>
             </w:r>
           </w:p>
         </w:tc>
@@ -2555,7 +2555,7 @@
                 <w:i w:val="0"/>
                 <w:sz w:val="17"/>
               </w:rPr>
-              <w:t>Les informations sur l'acte de naissance (ni Jours, ni mois et ni années) de  DJIBY SOW  manquent, s'il vous plait pouvez-vous fournir d'effort pour avoir ces informations.</w:t>
+              <w:t>Prière de verifier l'information donnée par MALICK SOW ou corriger au niveau de la section 1.</w:t>
             </w:r>
           </w:p>
         </w:tc>
@@ -2645,7 +2645,7 @@
                 <w:i w:val="0"/>
                 <w:sz w:val="17"/>
               </w:rPr>
-              <w:t>Prière de verifier l'information donnée par DJIBY SOW ou corriger au niveau de la section 1.</w:t>
+              <w:t>Prière de verifier l'information donnée par MBATHIO SOW ou corriger au niveau de la section 1.</w:t>
             </w:r>
           </w:p>
         </w:tc>
@@ -2704,7 +2704,7 @@
                 <w:color w:val="16A34A"/>
                 <w:sz w:val="16"/>
               </w:rPr>
-              <w:t>s00q27, s01q03a, s01q03b, s01q03c, s01q00b</w:t>
+              <w:t>—</w:t>
             </w:r>
           </w:p>
         </w:tc>
@@ -2735,7 +2735,7 @@
                 <w:i w:val="0"/>
                 <w:sz w:val="17"/>
               </w:rPr>
-              <w:t>Les informations sur l'acte de naissance (ni Jours, ni mois et ni années) de  HAWA SOW  manquent, s'il vous plait pouvez-vous fournir d'effort pour avoir ces informations.</w:t>
+              <w:t>Attention ! Le montant (6400 Fcfa) dépensé ou reçu en cadeau pour les cartes prépayées, les transferts de crédit et les abonnements de  THIOUNE SOW est relativement élevé par rapport aux autres montants depansés observés dans cette zone.</w:t>
             </w:r>
           </w:p>
         </w:tc>
@@ -2825,457 +2825,7 @@
                 <w:i w:val="0"/>
                 <w:sz w:val="17"/>
               </w:rPr>
-              <w:t>Prière de verifier l'information donnée par HAWA SOW ou corriger au niveau de la section 1.</w:t>
-            </w:r>
-          </w:p>
-        </w:tc>
-      </w:tr>
-      <w:tr>
-        <w:tc>
-          <w:tcPr>
-            <w:tcW w:type="dxa" w:w="964"/>
-          </w:tcPr>
-          <w:p>
-            <w:r>
-              <w:rPr>
-                <w:b/>
-                <w:i w:val="0"/>
-                <w:color w:val="EA580C"/>
-                <w:sz w:val="16"/>
-              </w:rPr>
-              <w:t>Moyenne</w:t>
-            </w:r>
-          </w:p>
-        </w:tc>
-        <w:tc>
-          <w:tcPr>
-            <w:tcW w:type="dxa" w:w="1247"/>
-          </w:tcPr>
-          <w:p>
-            <w:r>
-              <w:rPr>
-                <w:b/>
-                <w:i w:val="0"/>
-                <w:sz w:val="16"/>
-              </w:rPr>
-              <w:t>S01</w:t>
-              <w:br/>
-            </w:r>
-            <w:r>
-              <w:rPr>
-                <w:b w:val="0"/>
-                <w:i w:val="0"/>
-                <w:color w:val="64748B"/>
-                <w:sz w:val="14"/>
-              </w:rPr>
-              <w:t>Démographie</w:t>
-            </w:r>
-          </w:p>
-        </w:tc>
-        <w:tc>
-          <w:tcPr>
-            <w:tcW w:type="dxa" w:w="1531"/>
-          </w:tcPr>
-          <w:p>
-            <w:r>
-              <w:rPr>
-                <w:b/>
-                <w:i w:val="0"/>
-                <w:color w:val="16A34A"/>
-                <w:sz w:val="16"/>
-              </w:rPr>
-              <w:t>s00q27, s01q03a, s01q03b, s01q03c, s01q00b</w:t>
-            </w:r>
-          </w:p>
-        </w:tc>
-        <w:tc>
-          <w:tcPr>
-            <w:tcW w:type="dxa" w:w="1191"/>
-          </w:tcPr>
-          <w:p>
-            <w:r>
-              <w:rPr>
-                <w:b w:val="0"/>
-                <w:i w:val="0"/>
-                <w:color w:val="64748B"/>
-                <w:sz w:val="16"/>
-              </w:rPr>
-              <w:t>GT-CQ</w:t>
-            </w:r>
-          </w:p>
-        </w:tc>
-        <w:tc>
-          <w:tcPr>
-            <w:tcW w:type="dxa" w:w="4706"/>
-          </w:tcPr>
-          <w:p>
-            <w:r>
-              <w:rPr>
-                <w:b w:val="0"/>
-                <w:i w:val="0"/>
-                <w:sz w:val="17"/>
-              </w:rPr>
-              <w:t>Les informations sur l'acte de naissance (ni Jours, ni mois et ni années) de  MALICK SOW  manquent, s'il vous plait pouvez-vous fournir d'effort pour avoir ces informations.</w:t>
-            </w:r>
-          </w:p>
-        </w:tc>
-      </w:tr>
-      <w:tr>
-        <w:tc>
-          <w:tcPr>
-            <w:tcW w:type="dxa" w:w="964"/>
-          </w:tcPr>
-          <w:p>
-            <w:r>
-              <w:rPr>
-                <w:b/>
-                <w:i w:val="0"/>
-                <w:color w:val="EA580C"/>
-                <w:sz w:val="16"/>
-              </w:rPr>
-              <w:t>Moyenne</w:t>
-            </w:r>
-          </w:p>
-        </w:tc>
-        <w:tc>
-          <w:tcPr>
-            <w:tcW w:type="dxa" w:w="1247"/>
-          </w:tcPr>
-          <w:p>
-            <w:r>
-              <w:rPr>
-                <w:b/>
-                <w:i w:val="0"/>
-                <w:sz w:val="16"/>
-              </w:rPr>
-              <w:t>S01</w:t>
-              <w:br/>
-            </w:r>
-            <w:r>
-              <w:rPr>
-                <w:b w:val="0"/>
-                <w:i w:val="0"/>
-                <w:color w:val="64748B"/>
-                <w:sz w:val="14"/>
-              </w:rPr>
-              <w:t>Démographie</w:t>
-            </w:r>
-          </w:p>
-        </w:tc>
-        <w:tc>
-          <w:tcPr>
-            <w:tcW w:type="dxa" w:w="1531"/>
-          </w:tcPr>
-          <w:p>
-            <w:r>
-              <w:rPr>
-                <w:b/>
-                <w:i w:val="0"/>
-                <w:color w:val="16A34A"/>
-                <w:sz w:val="16"/>
-              </w:rPr>
-              <w:t>—</w:t>
-            </w:r>
-          </w:p>
-        </w:tc>
-        <w:tc>
-          <w:tcPr>
-            <w:tcW w:type="dxa" w:w="1191"/>
-          </w:tcPr>
-          <w:p>
-            <w:r>
-              <w:rPr>
-                <w:b w:val="0"/>
-                <w:i w:val="0"/>
-                <w:color w:val="64748B"/>
-                <w:sz w:val="16"/>
-              </w:rPr>
-              <w:t>GT-CQ</w:t>
-            </w:r>
-          </w:p>
-        </w:tc>
-        <w:tc>
-          <w:tcPr>
-            <w:tcW w:type="dxa" w:w="4706"/>
-          </w:tcPr>
-          <w:p>
-            <w:r>
-              <w:rPr>
-                <w:b w:val="0"/>
-                <w:i w:val="0"/>
-                <w:sz w:val="17"/>
-              </w:rPr>
-              <w:t>Prière de verifier l'information donnée par MALICK SOW ou corriger au niveau de la section 1.</w:t>
-            </w:r>
-          </w:p>
-        </w:tc>
-      </w:tr>
-      <w:tr>
-        <w:tc>
-          <w:tcPr>
-            <w:tcW w:type="dxa" w:w="964"/>
-          </w:tcPr>
-          <w:p>
-            <w:r>
-              <w:rPr>
-                <w:b/>
-                <w:i w:val="0"/>
-                <w:color w:val="EA580C"/>
-                <w:sz w:val="16"/>
-              </w:rPr>
-              <w:t>Moyenne</w:t>
-            </w:r>
-          </w:p>
-        </w:tc>
-        <w:tc>
-          <w:tcPr>
-            <w:tcW w:type="dxa" w:w="1247"/>
-          </w:tcPr>
-          <w:p>
-            <w:r>
-              <w:rPr>
-                <w:b/>
-                <w:i w:val="0"/>
-                <w:sz w:val="16"/>
-              </w:rPr>
-              <w:t>S01</w:t>
-              <w:br/>
-            </w:r>
-            <w:r>
-              <w:rPr>
-                <w:b w:val="0"/>
-                <w:i w:val="0"/>
-                <w:color w:val="64748B"/>
-                <w:sz w:val="14"/>
-              </w:rPr>
-              <w:t>Démographie</w:t>
-            </w:r>
-          </w:p>
-        </w:tc>
-        <w:tc>
-          <w:tcPr>
-            <w:tcW w:type="dxa" w:w="1531"/>
-          </w:tcPr>
-          <w:p>
-            <w:r>
-              <w:rPr>
-                <w:b/>
-                <w:i w:val="0"/>
-                <w:color w:val="16A34A"/>
-                <w:sz w:val="16"/>
-              </w:rPr>
-              <w:t>s00q27, s01q03a, s01q03b, s01q03c, s01q00b</w:t>
-            </w:r>
-          </w:p>
-        </w:tc>
-        <w:tc>
-          <w:tcPr>
-            <w:tcW w:type="dxa" w:w="1191"/>
-          </w:tcPr>
-          <w:p>
-            <w:r>
-              <w:rPr>
-                <w:b w:val="0"/>
-                <w:i w:val="0"/>
-                <w:color w:val="64748B"/>
-                <w:sz w:val="16"/>
-              </w:rPr>
-              <w:t>GT-CQ</w:t>
-            </w:r>
-          </w:p>
-        </w:tc>
-        <w:tc>
-          <w:tcPr>
-            <w:tcW w:type="dxa" w:w="4706"/>
-          </w:tcPr>
-          <w:p>
-            <w:r>
-              <w:rPr>
-                <w:b w:val="0"/>
-                <w:i w:val="0"/>
-                <w:sz w:val="17"/>
-              </w:rPr>
-              <w:t>Les informations sur l'acte de naissance (ni Jours, ni mois et ni années) de  MBATHIO SOW  manquent, s'il vous plait pouvez-vous fournir d'effort pour avoir ces informations.</w:t>
-            </w:r>
-          </w:p>
-        </w:tc>
-      </w:tr>
-      <w:tr>
-        <w:tc>
-          <w:tcPr>
-            <w:tcW w:type="dxa" w:w="964"/>
-          </w:tcPr>
-          <w:p>
-            <w:r>
-              <w:rPr>
-                <w:b/>
-                <w:i w:val="0"/>
-                <w:color w:val="EA580C"/>
-                <w:sz w:val="16"/>
-              </w:rPr>
-              <w:t>Moyenne</w:t>
-            </w:r>
-          </w:p>
-        </w:tc>
-        <w:tc>
-          <w:tcPr>
-            <w:tcW w:type="dxa" w:w="1247"/>
-          </w:tcPr>
-          <w:p>
-            <w:r>
-              <w:rPr>
-                <w:b/>
-                <w:i w:val="0"/>
-                <w:sz w:val="16"/>
-              </w:rPr>
-              <w:t>S01</w:t>
-              <w:br/>
-            </w:r>
-            <w:r>
-              <w:rPr>
-                <w:b w:val="0"/>
-                <w:i w:val="0"/>
-                <w:color w:val="64748B"/>
-                <w:sz w:val="14"/>
-              </w:rPr>
-              <w:t>Démographie</w:t>
-            </w:r>
-          </w:p>
-        </w:tc>
-        <w:tc>
-          <w:tcPr>
-            <w:tcW w:type="dxa" w:w="1531"/>
-          </w:tcPr>
-          <w:p>
-            <w:r>
-              <w:rPr>
-                <w:b/>
-                <w:i w:val="0"/>
-                <w:color w:val="16A34A"/>
-                <w:sz w:val="16"/>
-              </w:rPr>
-              <w:t>—</w:t>
-            </w:r>
-          </w:p>
-        </w:tc>
-        <w:tc>
-          <w:tcPr>
-            <w:tcW w:type="dxa" w:w="1191"/>
-          </w:tcPr>
-          <w:p>
-            <w:r>
-              <w:rPr>
-                <w:b w:val="0"/>
-                <w:i w:val="0"/>
-                <w:color w:val="64748B"/>
-                <w:sz w:val="16"/>
-              </w:rPr>
-              <w:t>GT-CQ</w:t>
-            </w:r>
-          </w:p>
-        </w:tc>
-        <w:tc>
-          <w:tcPr>
-            <w:tcW w:type="dxa" w:w="4706"/>
-          </w:tcPr>
-          <w:p>
-            <w:r>
-              <w:rPr>
-                <w:b w:val="0"/>
-                <w:i w:val="0"/>
-                <w:sz w:val="17"/>
-              </w:rPr>
-              <w:t>Prière de verifier l'information donnée par MBATHIO SOW ou corriger au niveau de la section 1.</w:t>
-            </w:r>
-          </w:p>
-        </w:tc>
-      </w:tr>
-      <w:tr>
-        <w:tc>
-          <w:tcPr>
-            <w:tcW w:type="dxa" w:w="964"/>
-          </w:tcPr>
-          <w:p>
-            <w:r>
-              <w:rPr>
-                <w:b/>
-                <w:i w:val="0"/>
-                <w:color w:val="EA580C"/>
-                <w:sz w:val="16"/>
-              </w:rPr>
-              <w:t>Moyenne</w:t>
-            </w:r>
-          </w:p>
-        </w:tc>
-        <w:tc>
-          <w:tcPr>
-            <w:tcW w:type="dxa" w:w="1247"/>
-          </w:tcPr>
-          <w:p>
-            <w:r>
-              <w:rPr>
-                <w:b/>
-                <w:i w:val="0"/>
-                <w:sz w:val="16"/>
-              </w:rPr>
-              <w:t>S01</w:t>
-              <w:br/>
-            </w:r>
-            <w:r>
-              <w:rPr>
-                <w:b w:val="0"/>
-                <w:i w:val="0"/>
-                <w:color w:val="64748B"/>
-                <w:sz w:val="14"/>
-              </w:rPr>
-              <w:t>Démographie</w:t>
-            </w:r>
-          </w:p>
-        </w:tc>
-        <w:tc>
-          <w:tcPr>
-            <w:tcW w:type="dxa" w:w="1531"/>
-          </w:tcPr>
-          <w:p>
-            <w:r>
-              <w:rPr>
-                <w:b/>
-                <w:i w:val="0"/>
-                <w:color w:val="16A34A"/>
-                <w:sz w:val="16"/>
-              </w:rPr>
-              <w:t>s00q27, s01q03a, s01q03b, s01q03c, s01q00b</w:t>
-            </w:r>
-          </w:p>
-        </w:tc>
-        <w:tc>
-          <w:tcPr>
-            <w:tcW w:type="dxa" w:w="1191"/>
-          </w:tcPr>
-          <w:p>
-            <w:r>
-              <w:rPr>
-                <w:b w:val="0"/>
-                <w:i w:val="0"/>
-                <w:color w:val="64748B"/>
-                <w:sz w:val="16"/>
-              </w:rPr>
-              <w:t>GT-CQ</w:t>
-            </w:r>
-          </w:p>
-        </w:tc>
-        <w:tc>
-          <w:tcPr>
-            <w:tcW w:type="dxa" w:w="4706"/>
-          </w:tcPr>
-          <w:p>
-            <w:r>
-              <w:rPr>
-                <w:b w:val="0"/>
-                <w:i w:val="0"/>
-                <w:sz w:val="17"/>
-              </w:rPr>
-              <w:t>Les informations sur l'acte de naissance (ni Jours, ni mois et ni années) de  PENDA SOW  manquent, s'il vous plait pouvez-vous fournir d'effort pour avoir ces informations.</w:t>
+              <w:t>Prière de corriger ou de confirmer avec le QG.</w:t>
             </w:r>
           </w:p>
         </w:tc>
